--- a/nature-communications-manuscripts/Paper2_Generative_AI_and_knowledge-worker_productivity.docx
+++ b/nature-communications-manuscripts/Paper2_Generative_AI_and_knowledge-worker_productivity.docx
@@ -318,7 +318,7 @@
       <w:r>
         <w:drawing>
           <wp:inline>
-            <wp:extent cx="5334000" cy="2713825"/>
+            <wp:extent cx="5334000" cy="2711744"/>
             <wp:effectExtent b="0" l="0" r="0" t="0"/>
             <wp:docPr descr="Fig. 1 | Occupational exposure and the distribution of productivity gains. a, Task-exposure index Eo to generative AI by occupation, from the worker–task survey (error bars, s.e.m.). Exposure is high across educated, white-collar work. b, Estimated task-completion productivity gains by baseline-skill tercile for high-, medium- and low-exposure tasks; gains are largest for the bottom tercile, indicating within-task compression." title="" id="21" name="Picture"/>
             <a:graphic>
@@ -339,7 +339,7 @@
                   <pic:spPr bwMode="auto">
                     <a:xfrm>
                       <a:off x="0" y="0"/>
-                      <a:ext cx="5334000" cy="2713825"/>
+                      <a:ext cx="5334000" cy="2711744"/>
                     </a:xfrm>
                     <a:prstGeom prst="rect">
                       <a:avLst/>
@@ -759,7 +759,7 @@
       <w:r>
         <w:drawing>
           <wp:inline>
-            <wp:extent cx="5334000" cy="2599905"/>
+            <wp:extent cx="5334000" cy="2706837"/>
             <wp:effectExtent b="0" l="0" r="0" t="0"/>
             <wp:docPr descr="Fig. 4 | Opposing distributional effects of generative AI. a, Projected within-occupation wage Gini by scenario; skill-levelling productivity gains compress inequality within occupations. b, Projected between-firm labour-productivity dispersion (s.d. of log) by scenario; earlier adoption by large firms widens between-firm inequality, which policy-supported broad diffusion attenuates." title="" id="33" name="Picture"/>
             <a:graphic>
@@ -780,7 +780,7 @@
                   <pic:spPr bwMode="auto">
                     <a:xfrm>
                       <a:off x="0" y="0"/>
-                      <a:ext cx="5334000" cy="2599905"/>
+                      <a:ext cx="5334000" cy="2706837"/>
                     </a:xfrm>
                     <a:prstGeom prst="rect">
                       <a:avLst/>
